--- a/отчеты/lab1.docx
+++ b/отчеты/lab1.docx
@@ -149,6 +149,7 @@
           <w:lang w:eastAsia="ru-RU"/>
         </w:rPr>
       </w:pPr>
+      <w:proofErr w:type="gramStart"/>
       <w:r>
         <w:rPr>
           <w:rFonts w:ascii="Times New Roman" w:eastAsia="Times New Roman" w:hAnsi="Times New Roman" w:cs="Times New Roman"/>
@@ -158,6 +159,7 @@
         </w:rPr>
         <w:t>ВЫСШЕГО  ОБРАЗОВАНИЯ</w:t>
       </w:r>
+      <w:proofErr w:type="gramEnd"/>
     </w:p>
     <w:p>
       <w:pPr>
@@ -418,16 +420,59 @@
           <w:u w:val="single"/>
           <w:lang w:eastAsia="ru-RU"/>
         </w:rPr>
-        <w:t xml:space="preserve">_Фишер.Д.Д  </w:t>
-      </w:r>
+        <w:t>_</w:t>
+      </w:r>
+      <w:proofErr w:type="spellStart"/>
       <w:r>
         <w:rPr>
           <w:rFonts w:ascii="Times New Roman" w:eastAsia="Times New Roman" w:hAnsi="Times New Roman" w:cs="Times New Roman"/>
           <w:sz w:val="24"/>
           <w:szCs w:val="24"/>
-          <w:lang w:eastAsia="ru-RU"/>
-        </w:rPr>
-        <w:t xml:space="preserve">__ </w:t>
+          <w:u w:val="single"/>
+          <w:lang w:eastAsia="ru-RU"/>
+        </w:rPr>
+        <w:t>Фишер.Д.</w:t>
+      </w:r>
+      <w:proofErr w:type="gramStart"/>
+      <w:r>
+        <w:rPr>
+          <w:rFonts w:ascii="Times New Roman" w:eastAsia="Times New Roman" w:hAnsi="Times New Roman" w:cs="Times New Roman"/>
+          <w:sz w:val="24"/>
+          <w:szCs w:val="24"/>
+          <w:u w:val="single"/>
+          <w:lang w:eastAsia="ru-RU"/>
+        </w:rPr>
+        <w:t>Д</w:t>
+      </w:r>
+      <w:proofErr w:type="spellEnd"/>
+      <w:r>
+        <w:rPr>
+          <w:rFonts w:ascii="Times New Roman" w:eastAsia="Times New Roman" w:hAnsi="Times New Roman" w:cs="Times New Roman"/>
+          <w:sz w:val="24"/>
+          <w:szCs w:val="24"/>
+          <w:u w:val="single"/>
+          <w:lang w:eastAsia="ru-RU"/>
+        </w:rPr>
+        <w:t xml:space="preserve">  </w:t>
+      </w:r>
+      <w:r>
+        <w:rPr>
+          <w:rFonts w:ascii="Times New Roman" w:eastAsia="Times New Roman" w:hAnsi="Times New Roman" w:cs="Times New Roman"/>
+          <w:sz w:val="24"/>
+          <w:szCs w:val="24"/>
+          <w:lang w:eastAsia="ru-RU"/>
+        </w:rPr>
+        <w:t>_</w:t>
+      </w:r>
+      <w:proofErr w:type="gramEnd"/>
+      <w:r>
+        <w:rPr>
+          <w:rFonts w:ascii="Times New Roman" w:eastAsia="Times New Roman" w:hAnsi="Times New Roman" w:cs="Times New Roman"/>
+          <w:sz w:val="24"/>
+          <w:szCs w:val="24"/>
+          <w:lang w:eastAsia="ru-RU"/>
+        </w:rPr>
+        <w:t xml:space="preserve">_ </w:t>
       </w:r>
     </w:p>
     <w:p>
@@ -664,6 +709,7 @@
           <w:lang w:eastAsia="ru-RU"/>
         </w:rPr>
       </w:pPr>
+      <w:proofErr w:type="spellStart"/>
       <w:r>
         <w:rPr>
           <w:rFonts w:ascii="Times New Roman" w:eastAsia="Times New Roman" w:hAnsi="Times New Roman" w:cs="Times New Roman"/>
@@ -671,7 +717,17 @@
           <w:szCs w:val="24"/>
           <w:lang w:eastAsia="ru-RU"/>
         </w:rPr>
-        <w:t>Ростов-на-Дону</w:t>
+        <w:t>Ростов</w:t>
+      </w:r>
+      <w:proofErr w:type="spellEnd"/>
+      <w:r>
+        <w:rPr>
+          <w:rFonts w:ascii="Times New Roman" w:eastAsia="Times New Roman" w:hAnsi="Times New Roman" w:cs="Times New Roman"/>
+          <w:sz w:val="24"/>
+          <w:szCs w:val="24"/>
+          <w:lang w:eastAsia="ru-RU"/>
+        </w:rPr>
+        <w:t>-на-Дону</w:t>
       </w:r>
     </w:p>
     <w:p>
@@ -754,7 +810,151 @@
           <w:sz w:val="28"/>
           <w:szCs w:val="28"/>
         </w:rPr>
-        <w:t>Изучить основные библиотеки Python для машинного обучения (NumPy, Pandas, Matplotlib, SciPy, scikit-learn, TensorFlow, Keras, PyTorch) и приобрести практические навыки работы с табличными данными: чтение/запись, предобработка, статистический анализ, тензорные вычисления, обработка изображений</w:t>
+        <w:t>Изучить основные библиотеки Python для машинного обучения (</w:t>
+      </w:r>
+      <w:proofErr w:type="spellStart"/>
+      <w:r>
+        <w:rPr>
+          <w:rFonts w:ascii="Times New Roman" w:hAnsi="Times New Roman" w:cs="Times New Roman"/>
+          <w:sz w:val="28"/>
+          <w:szCs w:val="28"/>
+        </w:rPr>
+        <w:t>NumPy</w:t>
+      </w:r>
+      <w:proofErr w:type="spellEnd"/>
+      <w:r>
+        <w:rPr>
+          <w:rFonts w:ascii="Times New Roman" w:hAnsi="Times New Roman" w:cs="Times New Roman"/>
+          <w:sz w:val="28"/>
+          <w:szCs w:val="28"/>
+        </w:rPr>
+        <w:t xml:space="preserve">, </w:t>
+      </w:r>
+      <w:proofErr w:type="spellStart"/>
+      <w:r>
+        <w:rPr>
+          <w:rFonts w:ascii="Times New Roman" w:hAnsi="Times New Roman" w:cs="Times New Roman"/>
+          <w:sz w:val="28"/>
+          <w:szCs w:val="28"/>
+        </w:rPr>
+        <w:t>Pandas</w:t>
+      </w:r>
+      <w:proofErr w:type="spellEnd"/>
+      <w:r>
+        <w:rPr>
+          <w:rFonts w:ascii="Times New Roman" w:hAnsi="Times New Roman" w:cs="Times New Roman"/>
+          <w:sz w:val="28"/>
+          <w:szCs w:val="28"/>
+        </w:rPr>
+        <w:t xml:space="preserve">, </w:t>
+      </w:r>
+      <w:proofErr w:type="spellStart"/>
+      <w:r>
+        <w:rPr>
+          <w:rFonts w:ascii="Times New Roman" w:hAnsi="Times New Roman" w:cs="Times New Roman"/>
+          <w:sz w:val="28"/>
+          <w:szCs w:val="28"/>
+        </w:rPr>
+        <w:t>Matplotlib</w:t>
+      </w:r>
+      <w:proofErr w:type="spellEnd"/>
+      <w:r>
+        <w:rPr>
+          <w:rFonts w:ascii="Times New Roman" w:hAnsi="Times New Roman" w:cs="Times New Roman"/>
+          <w:sz w:val="28"/>
+          <w:szCs w:val="28"/>
+        </w:rPr>
+        <w:t xml:space="preserve">, </w:t>
+      </w:r>
+      <w:proofErr w:type="spellStart"/>
+      <w:r>
+        <w:rPr>
+          <w:rFonts w:ascii="Times New Roman" w:hAnsi="Times New Roman" w:cs="Times New Roman"/>
+          <w:sz w:val="28"/>
+          <w:szCs w:val="28"/>
+        </w:rPr>
+        <w:t>SciPy</w:t>
+      </w:r>
+      <w:proofErr w:type="spellEnd"/>
+      <w:r>
+        <w:rPr>
+          <w:rFonts w:ascii="Times New Roman" w:hAnsi="Times New Roman" w:cs="Times New Roman"/>
+          <w:sz w:val="28"/>
+          <w:szCs w:val="28"/>
+        </w:rPr>
+        <w:t xml:space="preserve">, </w:t>
+      </w:r>
+      <w:proofErr w:type="spellStart"/>
+      <w:r>
+        <w:rPr>
+          <w:rFonts w:ascii="Times New Roman" w:hAnsi="Times New Roman" w:cs="Times New Roman"/>
+          <w:sz w:val="28"/>
+          <w:szCs w:val="28"/>
+        </w:rPr>
+        <w:t>scikit-learn</w:t>
+      </w:r>
+      <w:proofErr w:type="spellEnd"/>
+      <w:r>
+        <w:rPr>
+          <w:rFonts w:ascii="Times New Roman" w:hAnsi="Times New Roman" w:cs="Times New Roman"/>
+          <w:sz w:val="28"/>
+          <w:szCs w:val="28"/>
+        </w:rPr>
+        <w:t xml:space="preserve">, </w:t>
+      </w:r>
+      <w:proofErr w:type="spellStart"/>
+      <w:r>
+        <w:rPr>
+          <w:rFonts w:ascii="Times New Roman" w:hAnsi="Times New Roman" w:cs="Times New Roman"/>
+          <w:sz w:val="28"/>
+          <w:szCs w:val="28"/>
+        </w:rPr>
+        <w:t>TensorFlow</w:t>
+      </w:r>
+      <w:proofErr w:type="spellEnd"/>
+      <w:r>
+        <w:rPr>
+          <w:rFonts w:ascii="Times New Roman" w:hAnsi="Times New Roman" w:cs="Times New Roman"/>
+          <w:sz w:val="28"/>
+          <w:szCs w:val="28"/>
+        </w:rPr>
+        <w:t xml:space="preserve">, </w:t>
+      </w:r>
+      <w:proofErr w:type="spellStart"/>
+      <w:r>
+        <w:rPr>
+          <w:rFonts w:ascii="Times New Roman" w:hAnsi="Times New Roman" w:cs="Times New Roman"/>
+          <w:sz w:val="28"/>
+          <w:szCs w:val="28"/>
+        </w:rPr>
+        <w:t>Keras</w:t>
+      </w:r>
+      <w:proofErr w:type="spellEnd"/>
+      <w:r>
+        <w:rPr>
+          <w:rFonts w:ascii="Times New Roman" w:hAnsi="Times New Roman" w:cs="Times New Roman"/>
+          <w:sz w:val="28"/>
+          <w:szCs w:val="28"/>
+        </w:rPr>
+        <w:t xml:space="preserve">, </w:t>
+      </w:r>
+      <w:proofErr w:type="spellStart"/>
+      <w:r>
+        <w:rPr>
+          <w:rFonts w:ascii="Times New Roman" w:hAnsi="Times New Roman" w:cs="Times New Roman"/>
+          <w:sz w:val="28"/>
+          <w:szCs w:val="28"/>
+        </w:rPr>
+        <w:t>PyTorch</w:t>
+      </w:r>
+      <w:proofErr w:type="spellEnd"/>
+      <w:r>
+        <w:rPr>
+          <w:rFonts w:ascii="Times New Roman" w:hAnsi="Times New Roman" w:cs="Times New Roman"/>
+          <w:sz w:val="28"/>
+          <w:szCs w:val="28"/>
+        </w:rPr>
+        <w:t>) и приобрести практические навыки работы с табличными данными: чтение/запись, предобработка, статистический анализ, тензорные вычисления, обработка изображений</w:t>
       </w:r>
       <w:r>
         <w:rPr>
@@ -857,7 +1057,25 @@
           <w:sz w:val="28"/>
           <w:szCs w:val="28"/>
         </w:rPr>
-        <w:t>Реализовать собственные функции масштабирования и сравнить их со sklearn.</w:t>
+        <w:t xml:space="preserve">Реализовать собственные функции масштабирования и сравнить их со </w:t>
+      </w:r>
+      <w:proofErr w:type="spellStart"/>
+      <w:r>
+        <w:rPr>
+          <w:rFonts w:ascii="Times New Roman" w:hAnsi="Times New Roman" w:cs="Times New Roman"/>
+          <w:sz w:val="28"/>
+          <w:szCs w:val="28"/>
+        </w:rPr>
+        <w:t>sklearn</w:t>
+      </w:r>
+      <w:proofErr w:type="spellEnd"/>
+      <w:r>
+        <w:rPr>
+          <w:rFonts w:ascii="Times New Roman" w:hAnsi="Times New Roman" w:cs="Times New Roman"/>
+          <w:sz w:val="28"/>
+          <w:szCs w:val="28"/>
+        </w:rPr>
+        <w:t>.</w:t>
       </w:r>
     </w:p>
     <w:p>
@@ -881,7 +1099,61 @@
           <w:sz w:val="28"/>
           <w:szCs w:val="28"/>
         </w:rPr>
-        <w:t>Освоить статистический анализ данных средствами NumPy, Pandas, SciPy.</w:t>
+        <w:t xml:space="preserve">Освоить статистический анализ данных средствами </w:t>
+      </w:r>
+      <w:proofErr w:type="spellStart"/>
+      <w:r>
+        <w:rPr>
+          <w:rFonts w:ascii="Times New Roman" w:hAnsi="Times New Roman" w:cs="Times New Roman"/>
+          <w:sz w:val="28"/>
+          <w:szCs w:val="28"/>
+        </w:rPr>
+        <w:t>NumPy</w:t>
+      </w:r>
+      <w:proofErr w:type="spellEnd"/>
+      <w:r>
+        <w:rPr>
+          <w:rFonts w:ascii="Times New Roman" w:hAnsi="Times New Roman" w:cs="Times New Roman"/>
+          <w:sz w:val="28"/>
+          <w:szCs w:val="28"/>
+        </w:rPr>
+        <w:t xml:space="preserve">, </w:t>
+      </w:r>
+      <w:proofErr w:type="spellStart"/>
+      <w:r>
+        <w:rPr>
+          <w:rFonts w:ascii="Times New Roman" w:hAnsi="Times New Roman" w:cs="Times New Roman"/>
+          <w:sz w:val="28"/>
+          <w:szCs w:val="28"/>
+        </w:rPr>
+        <w:t>Pandas</w:t>
+      </w:r>
+      <w:proofErr w:type="spellEnd"/>
+      <w:r>
+        <w:rPr>
+          <w:rFonts w:ascii="Times New Roman" w:hAnsi="Times New Roman" w:cs="Times New Roman"/>
+          <w:sz w:val="28"/>
+          <w:szCs w:val="28"/>
+        </w:rPr>
+        <w:t xml:space="preserve">, </w:t>
+      </w:r>
+      <w:proofErr w:type="spellStart"/>
+      <w:r>
+        <w:rPr>
+          <w:rFonts w:ascii="Times New Roman" w:hAnsi="Times New Roman" w:cs="Times New Roman"/>
+          <w:sz w:val="28"/>
+          <w:szCs w:val="28"/>
+        </w:rPr>
+        <w:t>SciPy</w:t>
+      </w:r>
+      <w:proofErr w:type="spellEnd"/>
+      <w:r>
+        <w:rPr>
+          <w:rFonts w:ascii="Times New Roman" w:hAnsi="Times New Roman" w:cs="Times New Roman"/>
+          <w:sz w:val="28"/>
+          <w:szCs w:val="28"/>
+        </w:rPr>
+        <w:t>.</w:t>
       </w:r>
     </w:p>
     <w:p>
@@ -905,7 +1177,61 @@
           <w:sz w:val="28"/>
           <w:szCs w:val="28"/>
         </w:rPr>
-        <w:t>Научиться работать с тензорами TensorFlow, PyTorch, Keras.</w:t>
+        <w:t xml:space="preserve">Научиться работать с тензорами </w:t>
+      </w:r>
+      <w:proofErr w:type="spellStart"/>
+      <w:r>
+        <w:rPr>
+          <w:rFonts w:ascii="Times New Roman" w:hAnsi="Times New Roman" w:cs="Times New Roman"/>
+          <w:sz w:val="28"/>
+          <w:szCs w:val="28"/>
+        </w:rPr>
+        <w:t>TensorFlow</w:t>
+      </w:r>
+      <w:proofErr w:type="spellEnd"/>
+      <w:r>
+        <w:rPr>
+          <w:rFonts w:ascii="Times New Roman" w:hAnsi="Times New Roman" w:cs="Times New Roman"/>
+          <w:sz w:val="28"/>
+          <w:szCs w:val="28"/>
+        </w:rPr>
+        <w:t xml:space="preserve">, </w:t>
+      </w:r>
+      <w:proofErr w:type="spellStart"/>
+      <w:r>
+        <w:rPr>
+          <w:rFonts w:ascii="Times New Roman" w:hAnsi="Times New Roman" w:cs="Times New Roman"/>
+          <w:sz w:val="28"/>
+          <w:szCs w:val="28"/>
+        </w:rPr>
+        <w:t>PyTorch</w:t>
+      </w:r>
+      <w:proofErr w:type="spellEnd"/>
+      <w:r>
+        <w:rPr>
+          <w:rFonts w:ascii="Times New Roman" w:hAnsi="Times New Roman" w:cs="Times New Roman"/>
+          <w:sz w:val="28"/>
+          <w:szCs w:val="28"/>
+        </w:rPr>
+        <w:t xml:space="preserve">, </w:t>
+      </w:r>
+      <w:proofErr w:type="spellStart"/>
+      <w:r>
+        <w:rPr>
+          <w:rFonts w:ascii="Times New Roman" w:hAnsi="Times New Roman" w:cs="Times New Roman"/>
+          <w:sz w:val="28"/>
+          <w:szCs w:val="28"/>
+        </w:rPr>
+        <w:t>Keras</w:t>
+      </w:r>
+      <w:proofErr w:type="spellEnd"/>
+      <w:r>
+        <w:rPr>
+          <w:rFonts w:ascii="Times New Roman" w:hAnsi="Times New Roman" w:cs="Times New Roman"/>
+          <w:sz w:val="28"/>
+          <w:szCs w:val="28"/>
+        </w:rPr>
+        <w:t>.</w:t>
       </w:r>
     </w:p>
     <w:p>
@@ -929,7 +1255,25 @@
           <w:sz w:val="28"/>
           <w:szCs w:val="28"/>
         </w:rPr>
-        <w:t>Освоить базовую обработку изображений средствами SciPy.</w:t>
+        <w:t xml:space="preserve">Освоить базовую обработку изображений средствами </w:t>
+      </w:r>
+      <w:proofErr w:type="spellStart"/>
+      <w:r>
+        <w:rPr>
+          <w:rFonts w:ascii="Times New Roman" w:hAnsi="Times New Roman" w:cs="Times New Roman"/>
+          <w:sz w:val="28"/>
+          <w:szCs w:val="28"/>
+        </w:rPr>
+        <w:t>SciPy</w:t>
+      </w:r>
+      <w:proofErr w:type="spellEnd"/>
+      <w:r>
+        <w:rPr>
+          <w:rFonts w:ascii="Times New Roman" w:hAnsi="Times New Roman" w:cs="Times New Roman"/>
+          <w:sz w:val="28"/>
+          <w:szCs w:val="28"/>
+        </w:rPr>
+        <w:t>.</w:t>
       </w:r>
     </w:p>
     <w:p>
@@ -1244,6 +1588,7 @@
         </w:rPr>
         <w:t>.</w:t>
       </w:r>
+      <w:proofErr w:type="spellStart"/>
       <w:r>
         <w:rPr>
           <w:rFonts w:ascii="Times New Roman" w:hAnsi="Times New Roman" w:cs="Times New Roman"/>
@@ -1253,6 +1598,7 @@
         </w:rPr>
         <w:t>py</w:t>
       </w:r>
+      <w:proofErr w:type="spellEnd"/>
       <w:r>
         <w:rPr>
           <w:rFonts w:ascii="Times New Roman" w:hAnsi="Times New Roman" w:cs="Times New Roman"/>
@@ -1364,6 +1710,7 @@
         </w:rPr>
         <w:t>.</w:t>
       </w:r>
+      <w:proofErr w:type="spellStart"/>
       <w:r>
         <w:rPr>
           <w:rFonts w:ascii="Times New Roman" w:hAnsi="Times New Roman" w:cs="Times New Roman"/>
@@ -1373,6 +1720,7 @@
         </w:rPr>
         <w:t>py</w:t>
       </w:r>
+      <w:proofErr w:type="spellEnd"/>
       <w:r>
         <w:rPr>
           <w:rFonts w:ascii="Times New Roman" w:hAnsi="Times New Roman" w:cs="Times New Roman"/>
@@ -1636,6 +1984,7 @@
           <w:rFonts w:ascii="Times New Roman" w:hAnsi="Times New Roman" w:cs="Times New Roman"/>
           <w:sz w:val="28"/>
           <w:szCs w:val="28"/>
+          <w:lang w:val="en-US"/>
         </w:rPr>
       </w:pPr>
       <w:r>
@@ -1698,7 +2047,25 @@
           <w:sz w:val="28"/>
           <w:szCs w:val="28"/>
         </w:rPr>
-        <w:t>Задание 3. Сохранение датасета.</w:t>
+        <w:t xml:space="preserve">Задание 3. Сохранение </w:t>
+      </w:r>
+      <w:proofErr w:type="spellStart"/>
+      <w:r>
+        <w:rPr>
+          <w:rFonts w:ascii="Times New Roman" w:hAnsi="Times New Roman" w:cs="Times New Roman"/>
+          <w:sz w:val="28"/>
+          <w:szCs w:val="28"/>
+        </w:rPr>
+        <w:t>датасета</w:t>
+      </w:r>
+      <w:proofErr w:type="spellEnd"/>
+      <w:r>
+        <w:rPr>
+          <w:rFonts w:ascii="Times New Roman" w:hAnsi="Times New Roman" w:cs="Times New Roman"/>
+          <w:sz w:val="28"/>
+          <w:szCs w:val="28"/>
+        </w:rPr>
+        <w:t>.</w:t>
       </w:r>
     </w:p>
     <w:p>
@@ -1772,40 +2139,12 @@
           <w:sz w:val="28"/>
           <w:szCs w:val="28"/>
         </w:rPr>
-        <w:t>Задание 4.</w:t>
-      </w:r>
-      <w:r>
-        <w:rPr>
-          <w:rFonts w:ascii="Times New Roman" w:hAnsi="Times New Roman" w:cs="Times New Roman"/>
-          <w:sz w:val="28"/>
-          <w:szCs w:val="28"/>
-        </w:rPr>
-        <w:t xml:space="preserve"> Проверка данных.</w:t>
-      </w:r>
-    </w:p>
-    <w:p>
-      <w:pPr>
-        <w:pStyle w:val="a3"/>
-        <w:ind w:left="0" w:firstLine="709"/>
-        <w:jc w:val="both"/>
-        <w:rPr>
-          <w:rFonts w:ascii="Times New Roman" w:hAnsi="Times New Roman" w:cs="Times New Roman"/>
-          <w:sz w:val="28"/>
-          <w:szCs w:val="28"/>
-        </w:rPr>
-      </w:pPr>
-      <w:r>
-        <w:rPr>
-          <w:rFonts w:ascii="Times New Roman" w:hAnsi="Times New Roman" w:cs="Times New Roman"/>
-          <w:sz w:val="28"/>
-          <w:szCs w:val="28"/>
-        </w:rPr>
         <w:lastRenderedPageBreak/>
         <w:drawing>
-          <wp:inline distT="0" distB="0" distL="0" distR="0" wp14:anchorId="37FD3409" wp14:editId="6B676EB4">
-            <wp:extent cx="5940425" cy="3348990"/>
-            <wp:effectExtent l="0" t="0" r="3175" b="3810"/>
-            <wp:docPr id="15" name="Рисунок 15"/>
+          <wp:inline distT="0" distB="0" distL="0" distR="0" wp14:anchorId="5A0D0B25" wp14:editId="74663444">
+            <wp:extent cx="5940425" cy="4273550"/>
+            <wp:effectExtent l="0" t="0" r="3175" b="0"/>
+            <wp:docPr id="33" name="Рисунок 33"/>
             <wp:cNvGraphicFramePr>
               <a:graphicFrameLocks xmlns:a="http://schemas.openxmlformats.org/drawingml/2006/main" noChangeAspect="1"/>
             </wp:cNvGraphicFramePr>
@@ -1825,6 +2164,88 @@
                   <pic:spPr>
                     <a:xfrm>
                       <a:off x="0" y="0"/>
+                      <a:ext cx="5940425" cy="4273550"/>
+                    </a:xfrm>
+                    <a:prstGeom prst="rect">
+                      <a:avLst/>
+                    </a:prstGeom>
+                  </pic:spPr>
+                </pic:pic>
+              </a:graphicData>
+            </a:graphic>
+          </wp:inline>
+        </w:drawing>
+      </w:r>
+    </w:p>
+    <w:p>
+      <w:pPr>
+        <w:pStyle w:val="a3"/>
+        <w:ind w:left="0" w:firstLine="709"/>
+        <w:jc w:val="both"/>
+        <w:rPr>
+          <w:rFonts w:ascii="Times New Roman" w:hAnsi="Times New Roman" w:cs="Times New Roman"/>
+          <w:sz w:val="28"/>
+          <w:szCs w:val="28"/>
+        </w:rPr>
+      </w:pPr>
+      <w:r>
+        <w:rPr>
+          <w:rFonts w:ascii="Times New Roman" w:hAnsi="Times New Roman" w:cs="Times New Roman"/>
+          <w:sz w:val="28"/>
+          <w:szCs w:val="28"/>
+        </w:rPr>
+        <w:t>Задание 4.</w:t>
+      </w:r>
+      <w:r>
+        <w:rPr>
+          <w:rFonts w:ascii="Times New Roman" w:hAnsi="Times New Roman" w:cs="Times New Roman"/>
+          <w:sz w:val="28"/>
+          <w:szCs w:val="28"/>
+        </w:rPr>
+        <w:t xml:space="preserve"> Проверка данных.</w:t>
+      </w:r>
+    </w:p>
+    <w:p>
+      <w:pPr>
+        <w:pStyle w:val="a3"/>
+        <w:ind w:left="0" w:firstLine="709"/>
+        <w:jc w:val="both"/>
+        <w:rPr>
+          <w:rFonts w:ascii="Times New Roman" w:hAnsi="Times New Roman" w:cs="Times New Roman"/>
+          <w:sz w:val="28"/>
+          <w:szCs w:val="28"/>
+        </w:rPr>
+      </w:pPr>
+      <w:r>
+        <w:rPr>
+          <w:rFonts w:ascii="Times New Roman" w:hAnsi="Times New Roman" w:cs="Times New Roman"/>
+          <w:sz w:val="28"/>
+          <w:szCs w:val="28"/>
+        </w:rPr>
+        <w:drawing>
+          <wp:inline distT="0" distB="0" distL="0" distR="0" wp14:anchorId="37FD3409" wp14:editId="6B676EB4">
+            <wp:extent cx="5940425" cy="3348990"/>
+            <wp:effectExtent l="0" t="0" r="3175" b="3810"/>
+            <wp:docPr id="15" name="Рисунок 15"/>
+            <wp:cNvGraphicFramePr>
+              <a:graphicFrameLocks xmlns:a="http://schemas.openxmlformats.org/drawingml/2006/main" noChangeAspect="1"/>
+            </wp:cNvGraphicFramePr>
+            <a:graphic xmlns:a="http://schemas.openxmlformats.org/drawingml/2006/main">
+              <a:graphicData uri="http://schemas.openxmlformats.org/drawingml/2006/picture">
+                <pic:pic xmlns:pic="http://schemas.openxmlformats.org/drawingml/2006/picture">
+                  <pic:nvPicPr>
+                    <pic:cNvPr id="1" name=""/>
+                    <pic:cNvPicPr/>
+                  </pic:nvPicPr>
+                  <pic:blipFill>
+                    <a:blip r:embed="rId16"/>
+                    <a:stretch>
+                      <a:fillRect/>
+                    </a:stretch>
+                  </pic:blipFill>
+                  <pic:spPr>
+                    <a:xfrm>
+                      <a:off x="0" y="0"/>
                       <a:ext cx="5940425" cy="3348990"/>
                     </a:xfrm>
                     <a:prstGeom prst="rect">
@@ -1850,6 +2271,539 @@
           <w:lang w:val="en-US"/>
         </w:rPr>
       </w:pPr>
+      <w:r>
+        <w:rPr>
+          <w:rFonts w:ascii="Times New Roman" w:hAnsi="Times New Roman" w:cs="Times New Roman"/>
+          <w:sz w:val="28"/>
+          <w:szCs w:val="28"/>
+          <w:lang w:val="en-US"/>
+        </w:rPr>
+        <w:drawing>
+          <wp:inline distT="0" distB="0" distL="0" distR="0" wp14:anchorId="7411D3A4" wp14:editId="3FBF155F">
+            <wp:extent cx="5940425" cy="942975"/>
+            <wp:effectExtent l="0" t="0" r="3175" b="9525"/>
+            <wp:docPr id="34" name="Рисунок 34"/>
+            <wp:cNvGraphicFramePr>
+              <a:graphicFrameLocks xmlns:a="http://schemas.openxmlformats.org/drawingml/2006/main" noChangeAspect="1"/>
+            </wp:cNvGraphicFramePr>
+            <a:graphic xmlns:a="http://schemas.openxmlformats.org/drawingml/2006/main">
+              <a:graphicData uri="http://schemas.openxmlformats.org/drawingml/2006/picture">
+                <pic:pic xmlns:pic="http://schemas.openxmlformats.org/drawingml/2006/picture">
+                  <pic:nvPicPr>
+                    <pic:cNvPr id="1" name=""/>
+                    <pic:cNvPicPr/>
+                  </pic:nvPicPr>
+                  <pic:blipFill>
+                    <a:blip r:embed="rId17"/>
+                    <a:stretch>
+                      <a:fillRect/>
+                    </a:stretch>
+                  </pic:blipFill>
+                  <pic:spPr>
+                    <a:xfrm>
+                      <a:off x="0" y="0"/>
+                      <a:ext cx="5940425" cy="942975"/>
+                    </a:xfrm>
+                    <a:prstGeom prst="rect">
+                      <a:avLst/>
+                    </a:prstGeom>
+                  </pic:spPr>
+                </pic:pic>
+              </a:graphicData>
+            </a:graphic>
+          </wp:inline>
+        </w:drawing>
+      </w:r>
+    </w:p>
+    <w:p>
+      <w:pPr>
+        <w:pStyle w:val="a3"/>
+        <w:ind w:left="0" w:firstLine="709"/>
+        <w:jc w:val="both"/>
+        <w:rPr>
+          <w:rFonts w:ascii="Times New Roman" w:hAnsi="Times New Roman" w:cs="Times New Roman"/>
+          <w:sz w:val="28"/>
+          <w:szCs w:val="28"/>
+        </w:rPr>
+      </w:pPr>
+      <w:r>
+        <w:rPr>
+          <w:rFonts w:ascii="Times New Roman" w:hAnsi="Times New Roman" w:cs="Times New Roman"/>
+          <w:sz w:val="28"/>
+          <w:szCs w:val="28"/>
+        </w:rPr>
+        <w:t>Задание 5. Вывод таблицы.</w:t>
+      </w:r>
+    </w:p>
+    <w:p>
+      <w:pPr>
+        <w:pStyle w:val="a3"/>
+        <w:ind w:left="0" w:firstLine="709"/>
+        <w:jc w:val="both"/>
+        <w:rPr>
+          <w:rFonts w:ascii="Times New Roman" w:hAnsi="Times New Roman" w:cs="Times New Roman"/>
+          <w:sz w:val="28"/>
+          <w:szCs w:val="28"/>
+        </w:rPr>
+      </w:pPr>
+      <w:r>
+        <w:rPr>
+          <w:rFonts w:ascii="Times New Roman" w:hAnsi="Times New Roman" w:cs="Times New Roman"/>
+          <w:sz w:val="28"/>
+          <w:szCs w:val="28"/>
+        </w:rPr>
+        <w:lastRenderedPageBreak/>
+        <w:drawing>
+          <wp:inline distT="0" distB="0" distL="0" distR="0" wp14:anchorId="3AFCCC19" wp14:editId="0F2EB3E0">
+            <wp:extent cx="5525271" cy="1009791"/>
+            <wp:effectExtent l="0" t="0" r="0" b="0"/>
+            <wp:docPr id="39" name="Рисунок 39"/>
+            <wp:cNvGraphicFramePr>
+              <a:graphicFrameLocks xmlns:a="http://schemas.openxmlformats.org/drawingml/2006/main" noChangeAspect="1"/>
+            </wp:cNvGraphicFramePr>
+            <a:graphic xmlns:a="http://schemas.openxmlformats.org/drawingml/2006/main">
+              <a:graphicData uri="http://schemas.openxmlformats.org/drawingml/2006/picture">
+                <pic:pic xmlns:pic="http://schemas.openxmlformats.org/drawingml/2006/picture">
+                  <pic:nvPicPr>
+                    <pic:cNvPr id="1" name=""/>
+                    <pic:cNvPicPr/>
+                  </pic:nvPicPr>
+                  <pic:blipFill>
+                    <a:blip r:embed="rId18"/>
+                    <a:stretch>
+                      <a:fillRect/>
+                    </a:stretch>
+                  </pic:blipFill>
+                  <pic:spPr>
+                    <a:xfrm>
+                      <a:off x="0" y="0"/>
+                      <a:ext cx="5525271" cy="1009791"/>
+                    </a:xfrm>
+                    <a:prstGeom prst="rect">
+                      <a:avLst/>
+                    </a:prstGeom>
+                  </pic:spPr>
+                </pic:pic>
+              </a:graphicData>
+            </a:graphic>
+          </wp:inline>
+        </w:drawing>
+      </w:r>
+    </w:p>
+    <w:p>
+      <w:pPr>
+        <w:pStyle w:val="a3"/>
+        <w:ind w:left="0" w:firstLine="709"/>
+        <w:jc w:val="both"/>
+        <w:rPr>
+          <w:rFonts w:ascii="Times New Roman" w:hAnsi="Times New Roman" w:cs="Times New Roman"/>
+          <w:sz w:val="28"/>
+          <w:szCs w:val="28"/>
+        </w:rPr>
+      </w:pPr>
+      <w:r>
+        <w:rPr>
+          <w:rFonts w:ascii="Times New Roman" w:hAnsi="Times New Roman" w:cs="Times New Roman"/>
+          <w:sz w:val="28"/>
+          <w:szCs w:val="28"/>
+        </w:rPr>
+        <w:drawing>
+          <wp:inline distT="0" distB="0" distL="0" distR="0" wp14:anchorId="5C65B305" wp14:editId="4491BA6E">
+            <wp:extent cx="5410955" cy="2086266"/>
+            <wp:effectExtent l="0" t="0" r="0" b="9525"/>
+            <wp:docPr id="42" name="Рисунок 42"/>
+            <wp:cNvGraphicFramePr>
+              <a:graphicFrameLocks xmlns:a="http://schemas.openxmlformats.org/drawingml/2006/main" noChangeAspect="1"/>
+            </wp:cNvGraphicFramePr>
+            <a:graphic xmlns:a="http://schemas.openxmlformats.org/drawingml/2006/main">
+              <a:graphicData uri="http://schemas.openxmlformats.org/drawingml/2006/picture">
+                <pic:pic xmlns:pic="http://schemas.openxmlformats.org/drawingml/2006/picture">
+                  <pic:nvPicPr>
+                    <pic:cNvPr id="1" name=""/>
+                    <pic:cNvPicPr/>
+                  </pic:nvPicPr>
+                  <pic:blipFill>
+                    <a:blip r:embed="rId19"/>
+                    <a:stretch>
+                      <a:fillRect/>
+                    </a:stretch>
+                  </pic:blipFill>
+                  <pic:spPr>
+                    <a:xfrm>
+                      <a:off x="0" y="0"/>
+                      <a:ext cx="5410955" cy="2086266"/>
+                    </a:xfrm>
+                    <a:prstGeom prst="rect">
+                      <a:avLst/>
+                    </a:prstGeom>
+                  </pic:spPr>
+                </pic:pic>
+              </a:graphicData>
+            </a:graphic>
+          </wp:inline>
+        </w:drawing>
+      </w:r>
+    </w:p>
+    <w:p>
+      <w:pPr>
+        <w:pStyle w:val="a3"/>
+        <w:ind w:left="0" w:firstLine="709"/>
+        <w:jc w:val="both"/>
+        <w:rPr>
+          <w:rFonts w:ascii="Times New Roman" w:hAnsi="Times New Roman" w:cs="Times New Roman"/>
+          <w:sz w:val="28"/>
+          <w:szCs w:val="28"/>
+        </w:rPr>
+      </w:pPr>
+      <w:r>
+        <w:rPr>
+          <w:rFonts w:ascii="Times New Roman" w:hAnsi="Times New Roman" w:cs="Times New Roman"/>
+          <w:sz w:val="28"/>
+          <w:szCs w:val="28"/>
+        </w:rPr>
+        <w:t>Задание 6. Извлечение столбцов по варианту.</w:t>
+      </w:r>
+    </w:p>
+    <w:p>
+      <w:pPr>
+        <w:pStyle w:val="a3"/>
+        <w:ind w:left="0" w:firstLine="709"/>
+        <w:jc w:val="both"/>
+        <w:rPr>
+          <w:rFonts w:ascii="Times New Roman" w:hAnsi="Times New Roman" w:cs="Times New Roman"/>
+          <w:sz w:val="28"/>
+          <w:szCs w:val="28"/>
+        </w:rPr>
+      </w:pPr>
+      <w:r>
+        <w:rPr>
+          <w:rFonts w:ascii="Times New Roman" w:hAnsi="Times New Roman" w:cs="Times New Roman"/>
+          <w:sz w:val="28"/>
+          <w:szCs w:val="28"/>
+        </w:rPr>
+        <w:drawing>
+          <wp:inline distT="0" distB="0" distL="0" distR="0" wp14:anchorId="20142984" wp14:editId="3438B722">
+            <wp:extent cx="5940425" cy="1242060"/>
+            <wp:effectExtent l="0" t="0" r="3175" b="0"/>
+            <wp:docPr id="40" name="Рисунок 40"/>
+            <wp:cNvGraphicFramePr>
+              <a:graphicFrameLocks xmlns:a="http://schemas.openxmlformats.org/drawingml/2006/main" noChangeAspect="1"/>
+            </wp:cNvGraphicFramePr>
+            <a:graphic xmlns:a="http://schemas.openxmlformats.org/drawingml/2006/main">
+              <a:graphicData uri="http://schemas.openxmlformats.org/drawingml/2006/picture">
+                <pic:pic xmlns:pic="http://schemas.openxmlformats.org/drawingml/2006/picture">
+                  <pic:nvPicPr>
+                    <pic:cNvPr id="1" name=""/>
+                    <pic:cNvPicPr/>
+                  </pic:nvPicPr>
+                  <pic:blipFill>
+                    <a:blip r:embed="rId20"/>
+                    <a:stretch>
+                      <a:fillRect/>
+                    </a:stretch>
+                  </pic:blipFill>
+                  <pic:spPr>
+                    <a:xfrm>
+                      <a:off x="0" y="0"/>
+                      <a:ext cx="5940425" cy="1242060"/>
+                    </a:xfrm>
+                    <a:prstGeom prst="rect">
+                      <a:avLst/>
+                    </a:prstGeom>
+                  </pic:spPr>
+                </pic:pic>
+              </a:graphicData>
+            </a:graphic>
+          </wp:inline>
+        </w:drawing>
+      </w:r>
+    </w:p>
+    <w:p>
+      <w:pPr>
+        <w:pStyle w:val="a3"/>
+        <w:ind w:left="0" w:firstLine="709"/>
+        <w:jc w:val="both"/>
+        <w:rPr>
+          <w:rFonts w:ascii="Times New Roman" w:hAnsi="Times New Roman" w:cs="Times New Roman"/>
+          <w:sz w:val="28"/>
+          <w:szCs w:val="28"/>
+        </w:rPr>
+      </w:pPr>
+      <w:r>
+        <w:rPr>
+          <w:rFonts w:ascii="Times New Roman" w:hAnsi="Times New Roman" w:cs="Times New Roman"/>
+          <w:sz w:val="28"/>
+          <w:szCs w:val="28"/>
+        </w:rPr>
+        <w:drawing>
+          <wp:inline distT="0" distB="0" distL="0" distR="0" wp14:anchorId="5E207D82" wp14:editId="24DF919B">
+            <wp:extent cx="5940425" cy="3735070"/>
+            <wp:effectExtent l="0" t="0" r="3175" b="0"/>
+            <wp:docPr id="44" name="Рисунок 44"/>
+            <wp:cNvGraphicFramePr>
+              <a:graphicFrameLocks xmlns:a="http://schemas.openxmlformats.org/drawingml/2006/main" noChangeAspect="1"/>
+            </wp:cNvGraphicFramePr>
+            <a:graphic xmlns:a="http://schemas.openxmlformats.org/drawingml/2006/main">
+              <a:graphicData uri="http://schemas.openxmlformats.org/drawingml/2006/picture">
+                <pic:pic xmlns:pic="http://schemas.openxmlformats.org/drawingml/2006/picture">
+                  <pic:nvPicPr>
+                    <pic:cNvPr id="1" name=""/>
+                    <pic:cNvPicPr/>
+                  </pic:nvPicPr>
+                  <pic:blipFill>
+                    <a:blip r:embed="rId21"/>
+                    <a:stretch>
+                      <a:fillRect/>
+                    </a:stretch>
+                  </pic:blipFill>
+                  <pic:spPr>
+                    <a:xfrm>
+                      <a:off x="0" y="0"/>
+                      <a:ext cx="5940425" cy="3735070"/>
+                    </a:xfrm>
+                    <a:prstGeom prst="rect">
+                      <a:avLst/>
+                    </a:prstGeom>
+                  </pic:spPr>
+                </pic:pic>
+              </a:graphicData>
+            </a:graphic>
+          </wp:inline>
+        </w:drawing>
+      </w:r>
+    </w:p>
+    <w:p>
+      <w:pPr>
+        <w:pStyle w:val="a3"/>
+        <w:ind w:left="0" w:firstLine="709"/>
+        <w:jc w:val="both"/>
+        <w:rPr>
+          <w:rFonts w:ascii="Times New Roman" w:hAnsi="Times New Roman" w:cs="Times New Roman"/>
+          <w:sz w:val="28"/>
+          <w:szCs w:val="28"/>
+        </w:rPr>
+      </w:pPr>
+      <w:r>
+        <w:rPr>
+          <w:rFonts w:ascii="Times New Roman" w:hAnsi="Times New Roman" w:cs="Times New Roman"/>
+          <w:sz w:val="28"/>
+          <w:szCs w:val="28"/>
+        </w:rPr>
+        <w:t xml:space="preserve">Задание 7. </w:t>
+      </w:r>
+      <w:r>
+        <w:rPr>
+          <w:rFonts w:ascii="Times New Roman" w:hAnsi="Times New Roman" w:cs="Times New Roman"/>
+          <w:sz w:val="28"/>
+          <w:szCs w:val="28"/>
+        </w:rPr>
+        <w:t>Явные типы данных.</w:t>
+      </w:r>
+    </w:p>
+    <w:p>
+      <w:pPr>
+        <w:pStyle w:val="a3"/>
+        <w:ind w:left="0" w:firstLine="709"/>
+        <w:jc w:val="both"/>
+        <w:rPr>
+          <w:rFonts w:ascii="Times New Roman" w:hAnsi="Times New Roman" w:cs="Times New Roman"/>
+          <w:sz w:val="28"/>
+          <w:szCs w:val="28"/>
+        </w:rPr>
+      </w:pPr>
+      <w:r>
+        <w:rPr>
+          <w:rFonts w:ascii="Times New Roman" w:hAnsi="Times New Roman" w:cs="Times New Roman"/>
+          <w:sz w:val="28"/>
+          <w:szCs w:val="28"/>
+        </w:rPr>
+        <w:lastRenderedPageBreak/>
+        <w:drawing>
+          <wp:inline distT="0" distB="0" distL="0" distR="0" wp14:anchorId="159438C8" wp14:editId="66EC1F0C">
+            <wp:extent cx="5940425" cy="1309370"/>
+            <wp:effectExtent l="0" t="0" r="3175" b="5080"/>
+            <wp:docPr id="41" name="Рисунок 41"/>
+            <wp:cNvGraphicFramePr>
+              <a:graphicFrameLocks xmlns:a="http://schemas.openxmlformats.org/drawingml/2006/main" noChangeAspect="1"/>
+            </wp:cNvGraphicFramePr>
+            <a:graphic xmlns:a="http://schemas.openxmlformats.org/drawingml/2006/main">
+              <a:graphicData uri="http://schemas.openxmlformats.org/drawingml/2006/picture">
+                <pic:pic xmlns:pic="http://schemas.openxmlformats.org/drawingml/2006/picture">
+                  <pic:nvPicPr>
+                    <pic:cNvPr id="1" name=""/>
+                    <pic:cNvPicPr/>
+                  </pic:nvPicPr>
+                  <pic:blipFill>
+                    <a:blip r:embed="rId22"/>
+                    <a:stretch>
+                      <a:fillRect/>
+                    </a:stretch>
+                  </pic:blipFill>
+                  <pic:spPr>
+                    <a:xfrm>
+                      <a:off x="0" y="0"/>
+                      <a:ext cx="5940425" cy="1309370"/>
+                    </a:xfrm>
+                    <a:prstGeom prst="rect">
+                      <a:avLst/>
+                    </a:prstGeom>
+                  </pic:spPr>
+                </pic:pic>
+              </a:graphicData>
+            </a:graphic>
+          </wp:inline>
+        </w:drawing>
+      </w:r>
+    </w:p>
+    <w:p>
+      <w:pPr>
+        <w:pStyle w:val="a3"/>
+        <w:ind w:left="0" w:firstLine="709"/>
+        <w:jc w:val="both"/>
+        <w:rPr>
+          <w:rFonts w:ascii="Times New Roman" w:hAnsi="Times New Roman" w:cs="Times New Roman"/>
+          <w:sz w:val="28"/>
+          <w:szCs w:val="28"/>
+          <w:lang w:val="en-US"/>
+        </w:rPr>
+      </w:pPr>
+      <w:r>
+        <w:rPr>
+          <w:rFonts w:ascii="Times New Roman" w:hAnsi="Times New Roman" w:cs="Times New Roman"/>
+          <w:sz w:val="28"/>
+          <w:szCs w:val="28"/>
+          <w:lang w:val="en-US"/>
+        </w:rPr>
+        <w:drawing>
+          <wp:inline distT="0" distB="0" distL="0" distR="0" wp14:anchorId="1C3AA585" wp14:editId="41622D87">
+            <wp:extent cx="5940425" cy="3681730"/>
+            <wp:effectExtent l="0" t="0" r="3175" b="0"/>
+            <wp:docPr id="45" name="Рисунок 45"/>
+            <wp:cNvGraphicFramePr>
+              <a:graphicFrameLocks xmlns:a="http://schemas.openxmlformats.org/drawingml/2006/main" noChangeAspect="1"/>
+            </wp:cNvGraphicFramePr>
+            <a:graphic xmlns:a="http://schemas.openxmlformats.org/drawingml/2006/main">
+              <a:graphicData uri="http://schemas.openxmlformats.org/drawingml/2006/picture">
+                <pic:pic xmlns:pic="http://schemas.openxmlformats.org/drawingml/2006/picture">
+                  <pic:nvPicPr>
+                    <pic:cNvPr id="1" name=""/>
+                    <pic:cNvPicPr/>
+                  </pic:nvPicPr>
+                  <pic:blipFill>
+                    <a:blip r:embed="rId23"/>
+                    <a:stretch>
+                      <a:fillRect/>
+                    </a:stretch>
+                  </pic:blipFill>
+                  <pic:spPr>
+                    <a:xfrm>
+                      <a:off x="0" y="0"/>
+                      <a:ext cx="5940425" cy="3681730"/>
+                    </a:xfrm>
+                    <a:prstGeom prst="rect">
+                      <a:avLst/>
+                    </a:prstGeom>
+                  </pic:spPr>
+                </pic:pic>
+              </a:graphicData>
+            </a:graphic>
+          </wp:inline>
+        </w:drawing>
+      </w:r>
+    </w:p>
+    <w:p>
+      <w:pPr>
+        <w:pStyle w:val="a3"/>
+        <w:ind w:left="0" w:firstLine="709"/>
+        <w:jc w:val="both"/>
+        <w:rPr>
+          <w:rFonts w:ascii="Times New Roman" w:hAnsi="Times New Roman" w:cs="Times New Roman"/>
+          <w:sz w:val="28"/>
+          <w:szCs w:val="28"/>
+          <w:lang w:val="en-US"/>
+        </w:rPr>
+      </w:pPr>
+      <w:r>
+        <w:rPr>
+          <w:rFonts w:ascii="Times New Roman" w:hAnsi="Times New Roman" w:cs="Times New Roman"/>
+          <w:sz w:val="28"/>
+          <w:szCs w:val="28"/>
+          <w:lang w:val="en-US"/>
+        </w:rPr>
+        <w:drawing>
+          <wp:inline distT="0" distB="0" distL="0" distR="0" wp14:anchorId="2DB52E0D" wp14:editId="7E04E57F">
+            <wp:extent cx="5940425" cy="3002915"/>
+            <wp:effectExtent l="0" t="0" r="3175" b="6985"/>
+            <wp:docPr id="46" name="Рисунок 46"/>
+            <wp:cNvGraphicFramePr>
+              <a:graphicFrameLocks xmlns:a="http://schemas.openxmlformats.org/drawingml/2006/main" noChangeAspect="1"/>
+            </wp:cNvGraphicFramePr>
+            <a:graphic xmlns:a="http://schemas.openxmlformats.org/drawingml/2006/main">
+              <a:graphicData uri="http://schemas.openxmlformats.org/drawingml/2006/picture">
+                <pic:pic xmlns:pic="http://schemas.openxmlformats.org/drawingml/2006/picture">
+                  <pic:nvPicPr>
+                    <pic:cNvPr id="1" name=""/>
+                    <pic:cNvPicPr/>
+                  </pic:nvPicPr>
+                  <pic:blipFill>
+                    <a:blip r:embed="rId24"/>
+                    <a:stretch>
+                      <a:fillRect/>
+                    </a:stretch>
+                  </pic:blipFill>
+                  <pic:spPr>
+                    <a:xfrm>
+                      <a:off x="0" y="0"/>
+                      <a:ext cx="5940425" cy="3002915"/>
+                    </a:xfrm>
+                    <a:prstGeom prst="rect">
+                      <a:avLst/>
+                    </a:prstGeom>
+                  </pic:spPr>
+                </pic:pic>
+              </a:graphicData>
+            </a:graphic>
+          </wp:inline>
+        </w:drawing>
+      </w:r>
+    </w:p>
+    <w:p>
+      <w:pPr>
+        <w:pStyle w:val="a3"/>
+        <w:ind w:left="0" w:firstLine="709"/>
+        <w:jc w:val="both"/>
+        <w:rPr>
+          <w:rFonts w:ascii="Times New Roman" w:hAnsi="Times New Roman" w:cs="Times New Roman"/>
+          <w:sz w:val="28"/>
+          <w:szCs w:val="28"/>
+        </w:rPr>
+      </w:pPr>
+      <w:r>
+        <w:rPr>
+          <w:rFonts w:ascii="Times New Roman" w:hAnsi="Times New Roman" w:cs="Times New Roman"/>
+          <w:sz w:val="28"/>
+          <w:szCs w:val="28"/>
+        </w:rPr>
+        <w:t xml:space="preserve">Здесь показано, разница, если мы пишем верно тип данных и неверно. Вот втором случает в столбце с </w:t>
+      </w:r>
+      <w:proofErr w:type="spellStart"/>
+      <w:r>
+        <w:rPr>
+          <w:rFonts w:ascii="Times New Roman" w:hAnsi="Times New Roman" w:cs="Times New Roman"/>
+          <w:sz w:val="28"/>
+          <w:szCs w:val="28"/>
+        </w:rPr>
+        <w:t>плающей</w:t>
+      </w:r>
+      <w:proofErr w:type="spellEnd"/>
+      <w:r>
+        <w:rPr>
+          <w:rFonts w:ascii="Times New Roman" w:hAnsi="Times New Roman" w:cs="Times New Roman"/>
+          <w:sz w:val="28"/>
+          <w:szCs w:val="28"/>
+        </w:rPr>
+        <w:t xml:space="preserve"> точкой искали целочисленное.</w:t>
+      </w:r>
     </w:p>
     <w:p>
       <w:pPr>
@@ -1867,6 +2821,377 @@
           <w:szCs w:val="32"/>
         </w:rPr>
       </w:pPr>
+      <w:r>
+        <w:rPr>
+          <w:rFonts w:ascii="Times New Roman" w:hAnsi="Times New Roman" w:cs="Times New Roman"/>
+          <w:b/>
+          <w:bCs/>
+          <w:sz w:val="32"/>
+          <w:szCs w:val="32"/>
+        </w:rPr>
+        <w:t>Предобработка данных</w:t>
+      </w:r>
+      <w:r>
+        <w:rPr>
+          <w:rFonts w:ascii="Times New Roman" w:hAnsi="Times New Roman" w:cs="Times New Roman"/>
+          <w:b/>
+          <w:bCs/>
+          <w:sz w:val="32"/>
+          <w:szCs w:val="32"/>
+        </w:rPr>
+        <w:t>.</w:t>
+      </w:r>
+    </w:p>
+    <w:p>
+      <w:pPr>
+        <w:ind w:firstLine="709"/>
+        <w:jc w:val="both"/>
+        <w:rPr>
+          <w:rFonts w:ascii="Times New Roman" w:hAnsi="Times New Roman" w:cs="Times New Roman"/>
+          <w:sz w:val="28"/>
+          <w:szCs w:val="28"/>
+        </w:rPr>
+      </w:pPr>
+      <w:r>
+        <w:rPr>
+          <w:rFonts w:ascii="Times New Roman" w:hAnsi="Times New Roman" w:cs="Times New Roman"/>
+          <w:sz w:val="28"/>
+          <w:szCs w:val="28"/>
+        </w:rPr>
+        <w:t>Задание</w:t>
+      </w:r>
+      <w:r>
+        <w:rPr>
+          <w:rFonts w:ascii="Times New Roman" w:hAnsi="Times New Roman" w:cs="Times New Roman"/>
+          <w:sz w:val="28"/>
+          <w:szCs w:val="28"/>
+        </w:rPr>
+        <w:t xml:space="preserve"> 8.</w:t>
+      </w:r>
+      <w:r>
+        <w:rPr>
+          <w:rFonts w:ascii="Times New Roman" w:hAnsi="Times New Roman" w:cs="Times New Roman"/>
+          <w:sz w:val="28"/>
+          <w:szCs w:val="28"/>
+        </w:rPr>
+        <w:t xml:space="preserve"> </w:t>
+      </w:r>
+      <w:r>
+        <w:rPr>
+          <w:rFonts w:ascii="Times New Roman" w:hAnsi="Times New Roman" w:cs="Times New Roman"/>
+          <w:sz w:val="28"/>
+          <w:szCs w:val="28"/>
+        </w:rPr>
+        <w:t>Меню обработки проблем</w:t>
+      </w:r>
+    </w:p>
+    <w:p>
+      <w:pPr>
+        <w:ind w:firstLine="709"/>
+        <w:jc w:val="both"/>
+        <w:rPr>
+          <w:rFonts w:ascii="Times New Roman" w:hAnsi="Times New Roman" w:cs="Times New Roman"/>
+          <w:sz w:val="28"/>
+          <w:szCs w:val="28"/>
+          <w:lang w:val="en-US"/>
+        </w:rPr>
+      </w:pPr>
+    </w:p>
+    <w:p>
+      <w:pPr>
+        <w:ind w:firstLine="709"/>
+        <w:jc w:val="both"/>
+        <w:rPr>
+          <w:rFonts w:ascii="Times New Roman" w:hAnsi="Times New Roman" w:cs="Times New Roman"/>
+          <w:sz w:val="28"/>
+          <w:szCs w:val="28"/>
+        </w:rPr>
+      </w:pPr>
+      <w:r>
+        <w:rPr>
+          <w:rFonts w:ascii="Times New Roman" w:hAnsi="Times New Roman" w:cs="Times New Roman"/>
+          <w:sz w:val="28"/>
+          <w:szCs w:val="28"/>
+        </w:rPr>
+        <w:t>Задание</w:t>
+      </w:r>
+      <w:r>
+        <w:rPr>
+          <w:rFonts w:ascii="Times New Roman" w:hAnsi="Times New Roman" w:cs="Times New Roman"/>
+          <w:sz w:val="28"/>
+          <w:szCs w:val="28"/>
+        </w:rPr>
+        <w:t xml:space="preserve"> </w:t>
+      </w:r>
+      <w:r>
+        <w:rPr>
+          <w:rFonts w:ascii="Times New Roman" w:hAnsi="Times New Roman" w:cs="Times New Roman"/>
+          <w:sz w:val="28"/>
+          <w:szCs w:val="28"/>
+        </w:rPr>
+        <w:t>9</w:t>
+      </w:r>
+      <w:r>
+        <w:rPr>
+          <w:rFonts w:ascii="Times New Roman" w:hAnsi="Times New Roman" w:cs="Times New Roman"/>
+          <w:sz w:val="28"/>
+          <w:szCs w:val="28"/>
+        </w:rPr>
+        <w:t xml:space="preserve">. </w:t>
+      </w:r>
+      <w:proofErr w:type="spellStart"/>
+      <w:r>
+        <w:rPr>
+          <w:rFonts w:ascii="Times New Roman" w:hAnsi="Times New Roman" w:cs="Times New Roman"/>
+          <w:sz w:val="28"/>
+          <w:szCs w:val="28"/>
+        </w:rPr>
+        <w:t>DataFrame</w:t>
+      </w:r>
+      <w:proofErr w:type="spellEnd"/>
+      <w:r>
+        <w:rPr>
+          <w:rFonts w:ascii="Times New Roman" w:hAnsi="Times New Roman" w:cs="Times New Roman"/>
+          <w:sz w:val="28"/>
+          <w:szCs w:val="28"/>
+        </w:rPr>
+        <w:t xml:space="preserve"> → </w:t>
+      </w:r>
+      <w:proofErr w:type="spellStart"/>
+      <w:r>
+        <w:rPr>
+          <w:rFonts w:ascii="Times New Roman" w:hAnsi="Times New Roman" w:cs="Times New Roman"/>
+          <w:sz w:val="28"/>
+          <w:szCs w:val="28"/>
+        </w:rPr>
+        <w:t>NumPy</w:t>
+      </w:r>
+      <w:proofErr w:type="spellEnd"/>
+    </w:p>
+    <w:p>
+      <w:pPr>
+        <w:ind w:firstLine="709"/>
+        <w:jc w:val="both"/>
+        <w:rPr>
+          <w:rFonts w:ascii="Times New Roman" w:hAnsi="Times New Roman" w:cs="Times New Roman"/>
+          <w:sz w:val="28"/>
+          <w:szCs w:val="28"/>
+        </w:rPr>
+      </w:pPr>
+      <w:r>
+        <w:rPr>
+          <w:rFonts w:ascii="Times New Roman" w:hAnsi="Times New Roman" w:cs="Times New Roman"/>
+          <w:sz w:val="28"/>
+          <w:szCs w:val="28"/>
+        </w:rPr>
+        <w:t>Задание</w:t>
+      </w:r>
+      <w:r>
+        <w:rPr>
+          <w:rFonts w:ascii="Times New Roman" w:hAnsi="Times New Roman" w:cs="Times New Roman"/>
+          <w:sz w:val="28"/>
+          <w:szCs w:val="28"/>
+        </w:rPr>
+        <w:t xml:space="preserve"> </w:t>
+      </w:r>
+      <w:r>
+        <w:rPr>
+          <w:rFonts w:ascii="Times New Roman" w:hAnsi="Times New Roman" w:cs="Times New Roman"/>
+          <w:sz w:val="28"/>
+          <w:szCs w:val="28"/>
+        </w:rPr>
+        <w:t>10</w:t>
+      </w:r>
+      <w:r>
+        <w:rPr>
+          <w:rFonts w:ascii="Times New Roman" w:hAnsi="Times New Roman" w:cs="Times New Roman"/>
+          <w:sz w:val="28"/>
+          <w:szCs w:val="28"/>
+        </w:rPr>
+        <w:t xml:space="preserve">. </w:t>
+      </w:r>
+      <w:r>
+        <w:rPr>
+          <w:rFonts w:ascii="Times New Roman" w:hAnsi="Times New Roman" w:cs="Times New Roman"/>
+          <w:sz w:val="28"/>
+          <w:szCs w:val="28"/>
+        </w:rPr>
+        <w:t>Функции масштабирования</w:t>
+      </w:r>
+    </w:p>
+    <w:p>
+      <w:pPr>
+        <w:ind w:firstLine="709"/>
+        <w:jc w:val="both"/>
+        <w:rPr>
+          <w:rFonts w:ascii="Times New Roman" w:hAnsi="Times New Roman" w:cs="Times New Roman"/>
+          <w:sz w:val="28"/>
+          <w:szCs w:val="28"/>
+        </w:rPr>
+      </w:pPr>
+      <w:r>
+        <w:rPr>
+          <w:rFonts w:ascii="Times New Roman" w:hAnsi="Times New Roman" w:cs="Times New Roman"/>
+          <w:sz w:val="28"/>
+          <w:szCs w:val="28"/>
+        </w:rPr>
+        <w:t>Задание</w:t>
+      </w:r>
+      <w:r>
+        <w:rPr>
+          <w:rFonts w:ascii="Times New Roman" w:hAnsi="Times New Roman" w:cs="Times New Roman"/>
+          <w:sz w:val="28"/>
+          <w:szCs w:val="28"/>
+        </w:rPr>
+        <w:t xml:space="preserve"> </w:t>
+      </w:r>
+      <w:r>
+        <w:rPr>
+          <w:rFonts w:ascii="Times New Roman" w:hAnsi="Times New Roman" w:cs="Times New Roman"/>
+          <w:sz w:val="28"/>
+          <w:szCs w:val="28"/>
+        </w:rPr>
+        <w:t>11</w:t>
+      </w:r>
+      <w:r>
+        <w:rPr>
+          <w:rFonts w:ascii="Times New Roman" w:hAnsi="Times New Roman" w:cs="Times New Roman"/>
+          <w:sz w:val="28"/>
+          <w:szCs w:val="28"/>
+        </w:rPr>
+        <w:t xml:space="preserve">. </w:t>
+      </w:r>
+      <w:r>
+        <w:rPr>
+          <w:rFonts w:ascii="Times New Roman" w:hAnsi="Times New Roman" w:cs="Times New Roman"/>
+          <w:sz w:val="28"/>
+          <w:szCs w:val="28"/>
+        </w:rPr>
+        <w:t>Восстановление масштаба</w:t>
+      </w:r>
+    </w:p>
+    <w:p>
+      <w:pPr>
+        <w:ind w:firstLine="709"/>
+        <w:jc w:val="both"/>
+        <w:rPr>
+          <w:rFonts w:ascii="Times New Roman" w:hAnsi="Times New Roman" w:cs="Times New Roman"/>
+          <w:sz w:val="28"/>
+          <w:szCs w:val="28"/>
+        </w:rPr>
+      </w:pPr>
+      <w:r>
+        <w:rPr>
+          <w:rFonts w:ascii="Times New Roman" w:hAnsi="Times New Roman" w:cs="Times New Roman"/>
+          <w:sz w:val="28"/>
+          <w:szCs w:val="28"/>
+        </w:rPr>
+        <w:t>Задание</w:t>
+      </w:r>
+      <w:r>
+        <w:rPr>
+          <w:rFonts w:ascii="Times New Roman" w:hAnsi="Times New Roman" w:cs="Times New Roman"/>
+          <w:sz w:val="28"/>
+          <w:szCs w:val="28"/>
+        </w:rPr>
+        <w:t xml:space="preserve"> </w:t>
+      </w:r>
+      <w:r>
+        <w:rPr>
+          <w:rFonts w:ascii="Times New Roman" w:hAnsi="Times New Roman" w:cs="Times New Roman"/>
+          <w:sz w:val="28"/>
+          <w:szCs w:val="28"/>
+        </w:rPr>
+        <w:t>12</w:t>
+      </w:r>
+      <w:r>
+        <w:rPr>
+          <w:rFonts w:ascii="Times New Roman" w:hAnsi="Times New Roman" w:cs="Times New Roman"/>
+          <w:sz w:val="28"/>
+          <w:szCs w:val="28"/>
+        </w:rPr>
+        <w:t xml:space="preserve">. </w:t>
+      </w:r>
+      <w:r>
+        <w:rPr>
+          <w:rFonts w:ascii="Times New Roman" w:hAnsi="Times New Roman" w:cs="Times New Roman"/>
+          <w:sz w:val="28"/>
+          <w:szCs w:val="28"/>
+        </w:rPr>
+        <w:t>Разбиение на 3 части</w:t>
+      </w:r>
+    </w:p>
+    <w:p>
+      <w:pPr>
+        <w:ind w:firstLine="709"/>
+        <w:jc w:val="both"/>
+        <w:rPr>
+          <w:rFonts w:ascii="Times New Roman" w:hAnsi="Times New Roman" w:cs="Times New Roman"/>
+          <w:sz w:val="28"/>
+          <w:szCs w:val="28"/>
+        </w:rPr>
+      </w:pPr>
+      <w:r>
+        <w:rPr>
+          <w:rFonts w:ascii="Times New Roman" w:hAnsi="Times New Roman" w:cs="Times New Roman"/>
+          <w:sz w:val="28"/>
+          <w:szCs w:val="28"/>
+        </w:rPr>
+        <w:t>Задание</w:t>
+      </w:r>
+      <w:r>
+        <w:rPr>
+          <w:rFonts w:ascii="Times New Roman" w:hAnsi="Times New Roman" w:cs="Times New Roman"/>
+          <w:sz w:val="28"/>
+          <w:szCs w:val="28"/>
+        </w:rPr>
+        <w:t xml:space="preserve"> </w:t>
+      </w:r>
+      <w:r>
+        <w:rPr>
+          <w:rFonts w:ascii="Times New Roman" w:hAnsi="Times New Roman" w:cs="Times New Roman"/>
+          <w:sz w:val="28"/>
+          <w:szCs w:val="28"/>
+        </w:rPr>
+        <w:t>13</w:t>
+      </w:r>
+      <w:r>
+        <w:rPr>
+          <w:rFonts w:ascii="Times New Roman" w:hAnsi="Times New Roman" w:cs="Times New Roman"/>
+          <w:sz w:val="28"/>
+          <w:szCs w:val="28"/>
+        </w:rPr>
+        <w:t xml:space="preserve">. </w:t>
+      </w:r>
+      <w:r>
+        <w:rPr>
+          <w:rFonts w:ascii="Times New Roman" w:hAnsi="Times New Roman" w:cs="Times New Roman"/>
+          <w:sz w:val="28"/>
+          <w:szCs w:val="28"/>
+        </w:rPr>
+        <w:t xml:space="preserve">Фиксация </w:t>
+      </w:r>
+      <w:proofErr w:type="spellStart"/>
+      <w:r>
+        <w:rPr>
+          <w:rFonts w:ascii="Times New Roman" w:hAnsi="Times New Roman" w:cs="Times New Roman"/>
+          <w:sz w:val="28"/>
+          <w:szCs w:val="28"/>
+        </w:rPr>
+        <w:t>seed</w:t>
+      </w:r>
+      <w:proofErr w:type="spellEnd"/>
+    </w:p>
+    <w:p>
+      <w:pPr>
+        <w:ind w:firstLine="709"/>
+        <w:jc w:val="both"/>
+        <w:rPr>
+          <w:rFonts w:ascii="Times New Roman" w:hAnsi="Times New Roman" w:cs="Times New Roman"/>
+          <w:sz w:val="28"/>
+          <w:szCs w:val="28"/>
+        </w:rPr>
+      </w:pPr>
     </w:p>
     <w:p>
       <w:pPr>
@@ -2059,7 +3384,97 @@
           <w:sz w:val="28"/>
           <w:szCs w:val="28"/>
         </w:rPr>
-        <w:t>В ходе выполнения лабораторной работы были изучены основные принципы работы с системой контроля версий Git. Был создан локальный репозиторий, выполнена его настройка и изучены основные состояния файлов: `untracked`, `modified`, `staged` и `committed`.</w:t>
+        <w:t xml:space="preserve">В ходе выполнения лабораторной работы были изучены основные принципы работы с системой контроля версий </w:t>
+      </w:r>
+      <w:proofErr w:type="spellStart"/>
+      <w:r>
+        <w:rPr>
+          <w:rFonts w:ascii="Times New Roman" w:hAnsi="Times New Roman" w:cs="Times New Roman"/>
+          <w:sz w:val="28"/>
+          <w:szCs w:val="28"/>
+        </w:rPr>
+        <w:t>Git</w:t>
+      </w:r>
+      <w:proofErr w:type="spellEnd"/>
+      <w:r>
+        <w:rPr>
+          <w:rFonts w:ascii="Times New Roman" w:hAnsi="Times New Roman" w:cs="Times New Roman"/>
+          <w:sz w:val="28"/>
+          <w:szCs w:val="28"/>
+        </w:rPr>
+        <w:t>. Был создан локальный репозиторий, выполнена его настройка и изучены основные состояния файлов: `</w:t>
+      </w:r>
+      <w:proofErr w:type="spellStart"/>
+      <w:r>
+        <w:rPr>
+          <w:rFonts w:ascii="Times New Roman" w:hAnsi="Times New Roman" w:cs="Times New Roman"/>
+          <w:sz w:val="28"/>
+          <w:szCs w:val="28"/>
+        </w:rPr>
+        <w:t>untracked</w:t>
+      </w:r>
+      <w:proofErr w:type="spellEnd"/>
+      <w:r>
+        <w:rPr>
+          <w:rFonts w:ascii="Times New Roman" w:hAnsi="Times New Roman" w:cs="Times New Roman"/>
+          <w:sz w:val="28"/>
+          <w:szCs w:val="28"/>
+        </w:rPr>
+        <w:t>`, `</w:t>
+      </w:r>
+      <w:proofErr w:type="spellStart"/>
+      <w:r>
+        <w:rPr>
+          <w:rFonts w:ascii="Times New Roman" w:hAnsi="Times New Roman" w:cs="Times New Roman"/>
+          <w:sz w:val="28"/>
+          <w:szCs w:val="28"/>
+        </w:rPr>
+        <w:t>modified</w:t>
+      </w:r>
+      <w:proofErr w:type="spellEnd"/>
+      <w:r>
+        <w:rPr>
+          <w:rFonts w:ascii="Times New Roman" w:hAnsi="Times New Roman" w:cs="Times New Roman"/>
+          <w:sz w:val="28"/>
+          <w:szCs w:val="28"/>
+        </w:rPr>
+        <w:t>`, `</w:t>
+      </w:r>
+      <w:proofErr w:type="spellStart"/>
+      <w:r>
+        <w:rPr>
+          <w:rFonts w:ascii="Times New Roman" w:hAnsi="Times New Roman" w:cs="Times New Roman"/>
+          <w:sz w:val="28"/>
+          <w:szCs w:val="28"/>
+        </w:rPr>
+        <w:t>staged</w:t>
+      </w:r>
+      <w:proofErr w:type="spellEnd"/>
+      <w:r>
+        <w:rPr>
+          <w:rFonts w:ascii="Times New Roman" w:hAnsi="Times New Roman" w:cs="Times New Roman"/>
+          <w:sz w:val="28"/>
+          <w:szCs w:val="28"/>
+        </w:rPr>
+        <w:t>` и `</w:t>
+      </w:r>
+      <w:proofErr w:type="spellStart"/>
+      <w:r>
+        <w:rPr>
+          <w:rFonts w:ascii="Times New Roman" w:hAnsi="Times New Roman" w:cs="Times New Roman"/>
+          <w:sz w:val="28"/>
+          <w:szCs w:val="28"/>
+        </w:rPr>
+        <w:t>committed</w:t>
+      </w:r>
+      <w:proofErr w:type="spellEnd"/>
+      <w:r>
+        <w:rPr>
+          <w:rFonts w:ascii="Times New Roman" w:hAnsi="Times New Roman" w:cs="Times New Roman"/>
+          <w:sz w:val="28"/>
+          <w:szCs w:val="28"/>
+        </w:rPr>
+        <w:t>`.</w:t>
       </w:r>
     </w:p>
     <w:p>
@@ -2078,7 +3493,251 @@
           <w:sz w:val="28"/>
           <w:szCs w:val="28"/>
         </w:rPr>
-        <w:t>На практике были освоены команды `git init`, `git status`, `git add`, `git commit`, `git log` и `git diff`, позволяющие создавать историю изменений и контролировать состояние проекта. Также была изучена работа с файлом `.gitignore` для исключения временных и служебных файлов из репозитория.</w:t>
+        <w:t>На практике были освоены команды `</w:t>
+      </w:r>
+      <w:proofErr w:type="spellStart"/>
+      <w:r>
+        <w:rPr>
+          <w:rFonts w:ascii="Times New Roman" w:hAnsi="Times New Roman" w:cs="Times New Roman"/>
+          <w:sz w:val="28"/>
+          <w:szCs w:val="28"/>
+        </w:rPr>
+        <w:t>git</w:t>
+      </w:r>
+      <w:proofErr w:type="spellEnd"/>
+      <w:r>
+        <w:rPr>
+          <w:rFonts w:ascii="Times New Roman" w:hAnsi="Times New Roman" w:cs="Times New Roman"/>
+          <w:sz w:val="28"/>
+          <w:szCs w:val="28"/>
+        </w:rPr>
+        <w:t xml:space="preserve"> </w:t>
+      </w:r>
+      <w:proofErr w:type="spellStart"/>
+      <w:r>
+        <w:rPr>
+          <w:rFonts w:ascii="Times New Roman" w:hAnsi="Times New Roman" w:cs="Times New Roman"/>
+          <w:sz w:val="28"/>
+          <w:szCs w:val="28"/>
+        </w:rPr>
+        <w:t>init</w:t>
+      </w:r>
+      <w:proofErr w:type="spellEnd"/>
+      <w:r>
+        <w:rPr>
+          <w:rFonts w:ascii="Times New Roman" w:hAnsi="Times New Roman" w:cs="Times New Roman"/>
+          <w:sz w:val="28"/>
+          <w:szCs w:val="28"/>
+        </w:rPr>
+        <w:t>`, `</w:t>
+      </w:r>
+      <w:proofErr w:type="spellStart"/>
+      <w:r>
+        <w:rPr>
+          <w:rFonts w:ascii="Times New Roman" w:hAnsi="Times New Roman" w:cs="Times New Roman"/>
+          <w:sz w:val="28"/>
+          <w:szCs w:val="28"/>
+        </w:rPr>
+        <w:t>git</w:t>
+      </w:r>
+      <w:proofErr w:type="spellEnd"/>
+      <w:r>
+        <w:rPr>
+          <w:rFonts w:ascii="Times New Roman" w:hAnsi="Times New Roman" w:cs="Times New Roman"/>
+          <w:sz w:val="28"/>
+          <w:szCs w:val="28"/>
+        </w:rPr>
+        <w:t xml:space="preserve"> </w:t>
+      </w:r>
+      <w:proofErr w:type="spellStart"/>
+      <w:r>
+        <w:rPr>
+          <w:rFonts w:ascii="Times New Roman" w:hAnsi="Times New Roman" w:cs="Times New Roman"/>
+          <w:sz w:val="28"/>
+          <w:szCs w:val="28"/>
+        </w:rPr>
+        <w:t>status</w:t>
+      </w:r>
+      <w:proofErr w:type="spellEnd"/>
+      <w:r>
+        <w:rPr>
+          <w:rFonts w:ascii="Times New Roman" w:hAnsi="Times New Roman" w:cs="Times New Roman"/>
+          <w:sz w:val="28"/>
+          <w:szCs w:val="28"/>
+        </w:rPr>
+        <w:t>`, `</w:t>
+      </w:r>
+      <w:proofErr w:type="spellStart"/>
+      <w:r>
+        <w:rPr>
+          <w:rFonts w:ascii="Times New Roman" w:hAnsi="Times New Roman" w:cs="Times New Roman"/>
+          <w:sz w:val="28"/>
+          <w:szCs w:val="28"/>
+        </w:rPr>
+        <w:t>git</w:t>
+      </w:r>
+      <w:proofErr w:type="spellEnd"/>
+      <w:r>
+        <w:rPr>
+          <w:rFonts w:ascii="Times New Roman" w:hAnsi="Times New Roman" w:cs="Times New Roman"/>
+          <w:sz w:val="28"/>
+          <w:szCs w:val="28"/>
+        </w:rPr>
+        <w:t xml:space="preserve"> </w:t>
+      </w:r>
+      <w:proofErr w:type="spellStart"/>
+      <w:r>
+        <w:rPr>
+          <w:rFonts w:ascii="Times New Roman" w:hAnsi="Times New Roman" w:cs="Times New Roman"/>
+          <w:sz w:val="28"/>
+          <w:szCs w:val="28"/>
+        </w:rPr>
+        <w:t>add</w:t>
+      </w:r>
+      <w:proofErr w:type="spellEnd"/>
+      <w:r>
+        <w:rPr>
+          <w:rFonts w:ascii="Times New Roman" w:hAnsi="Times New Roman" w:cs="Times New Roman"/>
+          <w:sz w:val="28"/>
+          <w:szCs w:val="28"/>
+        </w:rPr>
+        <w:t>`, `</w:t>
+      </w:r>
+      <w:proofErr w:type="spellStart"/>
+      <w:r>
+        <w:rPr>
+          <w:rFonts w:ascii="Times New Roman" w:hAnsi="Times New Roman" w:cs="Times New Roman"/>
+          <w:sz w:val="28"/>
+          <w:szCs w:val="28"/>
+        </w:rPr>
+        <w:t>git</w:t>
+      </w:r>
+      <w:proofErr w:type="spellEnd"/>
+      <w:r>
+        <w:rPr>
+          <w:rFonts w:ascii="Times New Roman" w:hAnsi="Times New Roman" w:cs="Times New Roman"/>
+          <w:sz w:val="28"/>
+          <w:szCs w:val="28"/>
+        </w:rPr>
+        <w:t xml:space="preserve"> </w:t>
+      </w:r>
+      <w:proofErr w:type="spellStart"/>
+      <w:r>
+        <w:rPr>
+          <w:rFonts w:ascii="Times New Roman" w:hAnsi="Times New Roman" w:cs="Times New Roman"/>
+          <w:sz w:val="28"/>
+          <w:szCs w:val="28"/>
+        </w:rPr>
+        <w:t>commit</w:t>
+      </w:r>
+      <w:proofErr w:type="spellEnd"/>
+      <w:r>
+        <w:rPr>
+          <w:rFonts w:ascii="Times New Roman" w:hAnsi="Times New Roman" w:cs="Times New Roman"/>
+          <w:sz w:val="28"/>
+          <w:szCs w:val="28"/>
+        </w:rPr>
+        <w:t>`, `</w:t>
+      </w:r>
+      <w:proofErr w:type="spellStart"/>
+      <w:r>
+        <w:rPr>
+          <w:rFonts w:ascii="Times New Roman" w:hAnsi="Times New Roman" w:cs="Times New Roman"/>
+          <w:sz w:val="28"/>
+          <w:szCs w:val="28"/>
+        </w:rPr>
+        <w:t>git</w:t>
+      </w:r>
+      <w:proofErr w:type="spellEnd"/>
+      <w:r>
+        <w:rPr>
+          <w:rFonts w:ascii="Times New Roman" w:hAnsi="Times New Roman" w:cs="Times New Roman"/>
+          <w:sz w:val="28"/>
+          <w:szCs w:val="28"/>
+        </w:rPr>
+        <w:t xml:space="preserve"> </w:t>
+      </w:r>
+      <w:proofErr w:type="spellStart"/>
+      <w:r>
+        <w:rPr>
+          <w:rFonts w:ascii="Times New Roman" w:hAnsi="Times New Roman" w:cs="Times New Roman"/>
+          <w:sz w:val="28"/>
+          <w:szCs w:val="28"/>
+        </w:rPr>
+        <w:t>log</w:t>
+      </w:r>
+      <w:proofErr w:type="spellEnd"/>
+      <w:r>
+        <w:rPr>
+          <w:rFonts w:ascii="Times New Roman" w:hAnsi="Times New Roman" w:cs="Times New Roman"/>
+          <w:sz w:val="28"/>
+          <w:szCs w:val="28"/>
+        </w:rPr>
+        <w:t>` и `</w:t>
+      </w:r>
+      <w:proofErr w:type="spellStart"/>
+      <w:r>
+        <w:rPr>
+          <w:rFonts w:ascii="Times New Roman" w:hAnsi="Times New Roman" w:cs="Times New Roman"/>
+          <w:sz w:val="28"/>
+          <w:szCs w:val="28"/>
+        </w:rPr>
+        <w:t>git</w:t>
+      </w:r>
+      <w:proofErr w:type="spellEnd"/>
+      <w:r>
+        <w:rPr>
+          <w:rFonts w:ascii="Times New Roman" w:hAnsi="Times New Roman" w:cs="Times New Roman"/>
+          <w:sz w:val="28"/>
+          <w:szCs w:val="28"/>
+        </w:rPr>
+        <w:t xml:space="preserve"> </w:t>
+      </w:r>
+      <w:proofErr w:type="spellStart"/>
+      <w:r>
+        <w:rPr>
+          <w:rFonts w:ascii="Times New Roman" w:hAnsi="Times New Roman" w:cs="Times New Roman"/>
+          <w:sz w:val="28"/>
+          <w:szCs w:val="28"/>
+        </w:rPr>
+        <w:t>diff</w:t>
+      </w:r>
+      <w:proofErr w:type="spellEnd"/>
+      <w:r>
+        <w:rPr>
+          <w:rFonts w:ascii="Times New Roman" w:hAnsi="Times New Roman" w:cs="Times New Roman"/>
+          <w:sz w:val="28"/>
+          <w:szCs w:val="28"/>
+        </w:rPr>
+        <w:t xml:space="preserve">`, позволяющие создавать историю изменений и контролировать состояние проекта. Также была изучена работа с файлом </w:t>
+      </w:r>
+      <w:proofErr w:type="gramStart"/>
+      <w:r>
+        <w:rPr>
+          <w:rFonts w:ascii="Times New Roman" w:hAnsi="Times New Roman" w:cs="Times New Roman"/>
+          <w:sz w:val="28"/>
+          <w:szCs w:val="28"/>
+        </w:rPr>
+        <w:t>`.</w:t>
+      </w:r>
+      <w:proofErr w:type="spellStart"/>
+      <w:r>
+        <w:rPr>
+          <w:rFonts w:ascii="Times New Roman" w:hAnsi="Times New Roman" w:cs="Times New Roman"/>
+          <w:sz w:val="28"/>
+          <w:szCs w:val="28"/>
+        </w:rPr>
+        <w:t>gitignore</w:t>
+      </w:r>
+      <w:proofErr w:type="spellEnd"/>
+      <w:proofErr w:type="gramEnd"/>
+      <w:r>
+        <w:rPr>
+          <w:rFonts w:ascii="Times New Roman" w:hAnsi="Times New Roman" w:cs="Times New Roman"/>
+          <w:sz w:val="28"/>
+          <w:szCs w:val="28"/>
+        </w:rPr>
+        <w:t>` для исключения временных и служебных файлов из репозитория.</w:t>
       </w:r>
     </w:p>
     <w:p>
@@ -2097,27 +3756,161 @@
           <w:sz w:val="28"/>
           <w:szCs w:val="28"/>
         </w:rPr>
+        <w:t>Отдельное внимание было уделено ветвлению: были созданы отдельные ветки для разработки функциональности и исправлений, выполнено их слияние, а также рассмотрен процесс разрешения конфликта. Дополнительно была изучена корректировка истории с помощью `</w:t>
+      </w:r>
+      <w:proofErr w:type="spellStart"/>
+      <w:r>
+        <w:rPr>
+          <w:rFonts w:ascii="Times New Roman" w:hAnsi="Times New Roman" w:cs="Times New Roman"/>
+          <w:sz w:val="28"/>
+          <w:szCs w:val="28"/>
+        </w:rPr>
+        <w:t>git</w:t>
+      </w:r>
+      <w:proofErr w:type="spellEnd"/>
+      <w:r>
+        <w:rPr>
+          <w:rFonts w:ascii="Times New Roman" w:hAnsi="Times New Roman" w:cs="Times New Roman"/>
+          <w:sz w:val="28"/>
+          <w:szCs w:val="28"/>
+        </w:rPr>
+        <w:t xml:space="preserve"> </w:t>
+      </w:r>
+      <w:proofErr w:type="spellStart"/>
+      <w:r>
+        <w:rPr>
+          <w:rFonts w:ascii="Times New Roman" w:hAnsi="Times New Roman" w:cs="Times New Roman"/>
+          <w:sz w:val="28"/>
+          <w:szCs w:val="28"/>
+        </w:rPr>
+        <w:t>commit</w:t>
+      </w:r>
+      <w:proofErr w:type="spellEnd"/>
+      <w:r>
+        <w:rPr>
+          <w:rFonts w:ascii="Times New Roman" w:hAnsi="Times New Roman" w:cs="Times New Roman"/>
+          <w:sz w:val="28"/>
+          <w:szCs w:val="28"/>
+        </w:rPr>
+        <w:t xml:space="preserve"> --</w:t>
+      </w:r>
+      <w:proofErr w:type="spellStart"/>
+      <w:r>
+        <w:rPr>
+          <w:rFonts w:ascii="Times New Roman" w:hAnsi="Times New Roman" w:cs="Times New Roman"/>
+          <w:sz w:val="28"/>
+          <w:szCs w:val="28"/>
+        </w:rPr>
+        <w:t>amend</w:t>
+      </w:r>
+      <w:proofErr w:type="spellEnd"/>
+      <w:r>
+        <w:rPr>
+          <w:rFonts w:ascii="Times New Roman" w:hAnsi="Times New Roman" w:cs="Times New Roman"/>
+          <w:sz w:val="28"/>
+          <w:szCs w:val="28"/>
+        </w:rPr>
+        <w:t>` и безопасного варианта `</w:t>
+      </w:r>
+      <w:proofErr w:type="spellStart"/>
+      <w:r>
+        <w:rPr>
+          <w:rFonts w:ascii="Times New Roman" w:hAnsi="Times New Roman" w:cs="Times New Roman"/>
+          <w:sz w:val="28"/>
+          <w:szCs w:val="28"/>
+        </w:rPr>
+        <w:t>git</w:t>
+      </w:r>
+      <w:proofErr w:type="spellEnd"/>
+      <w:r>
+        <w:rPr>
+          <w:rFonts w:ascii="Times New Roman" w:hAnsi="Times New Roman" w:cs="Times New Roman"/>
+          <w:sz w:val="28"/>
+          <w:szCs w:val="28"/>
+        </w:rPr>
+        <w:t xml:space="preserve"> </w:t>
+      </w:r>
+      <w:proofErr w:type="spellStart"/>
+      <w:r>
+        <w:rPr>
+          <w:rFonts w:ascii="Times New Roman" w:hAnsi="Times New Roman" w:cs="Times New Roman"/>
+          <w:sz w:val="28"/>
+          <w:szCs w:val="28"/>
+        </w:rPr>
+        <w:t>reset</w:t>
+      </w:r>
+      <w:proofErr w:type="spellEnd"/>
+      <w:r>
+        <w:rPr>
+          <w:rFonts w:ascii="Times New Roman" w:hAnsi="Times New Roman" w:cs="Times New Roman"/>
+          <w:sz w:val="28"/>
+          <w:szCs w:val="28"/>
+        </w:rPr>
+        <w:t xml:space="preserve"> --</w:t>
+      </w:r>
+      <w:proofErr w:type="spellStart"/>
+      <w:r>
+        <w:rPr>
+          <w:rFonts w:ascii="Times New Roman" w:hAnsi="Times New Roman" w:cs="Times New Roman"/>
+          <w:sz w:val="28"/>
+          <w:szCs w:val="28"/>
+        </w:rPr>
+        <w:t>soft</w:t>
+      </w:r>
+      <w:proofErr w:type="spellEnd"/>
+      <w:r>
+        <w:rPr>
+          <w:rFonts w:ascii="Times New Roman" w:hAnsi="Times New Roman" w:cs="Times New Roman"/>
+          <w:sz w:val="28"/>
+          <w:szCs w:val="28"/>
+        </w:rPr>
+        <w:t>`.</w:t>
+      </w:r>
+    </w:p>
+    <w:p>
+      <w:pPr>
+        <w:ind w:firstLine="709"/>
+        <w:jc w:val="both"/>
+        <w:rPr>
+          <w:rFonts w:ascii="Times New Roman" w:hAnsi="Times New Roman" w:cs="Times New Roman"/>
+          <w:sz w:val="28"/>
+          <w:szCs w:val="28"/>
+        </w:rPr>
+      </w:pPr>
+      <w:r>
+        <w:rPr>
+          <w:rFonts w:ascii="Times New Roman" w:hAnsi="Times New Roman" w:cs="Times New Roman"/>
+          <w:sz w:val="28"/>
+          <w:szCs w:val="28"/>
+        </w:rPr>
+        <w:t xml:space="preserve">В результате была освоена базовая организация рабочего процесса в </w:t>
+      </w:r>
+      <w:proofErr w:type="spellStart"/>
+      <w:r>
+        <w:rPr>
+          <w:rFonts w:ascii="Times New Roman" w:hAnsi="Times New Roman" w:cs="Times New Roman"/>
+          <w:sz w:val="28"/>
+          <w:szCs w:val="28"/>
+        </w:rPr>
+        <w:t>Git</w:t>
+      </w:r>
+      <w:proofErr w:type="spellEnd"/>
+      <w:r>
+        <w:rPr>
+          <w:rFonts w:ascii="Times New Roman" w:hAnsi="Times New Roman" w:cs="Times New Roman"/>
+          <w:sz w:val="28"/>
+          <w:szCs w:val="28"/>
+        </w:rPr>
+        <w:t xml:space="preserve">: внесение небольших логических изменений, создание осмысленных коммитов, использование отдельных веток, контроль состояния репозитория </w:t>
+      </w:r>
+      <w:r>
+        <w:rPr>
+          <w:rFonts w:ascii="Times New Roman" w:hAnsi="Times New Roman" w:cs="Times New Roman"/>
+          <w:sz w:val="28"/>
+          <w:szCs w:val="28"/>
+        </w:rPr>
         <w:lastRenderedPageBreak/>
-        <w:t>Отдельное внимание было уделено ветвлению: были созданы отдельные ветки для разработки функциональности и исправлений, выполнено их слияние, а также рассмотрен процесс разрешения конфликта. Дополнительно была изучена корректировка истории с помощью `git commit --amend` и безопасного варианта `git reset --soft`.</w:t>
-      </w:r>
-    </w:p>
-    <w:p>
-      <w:pPr>
-        <w:ind w:firstLine="709"/>
-        <w:jc w:val="both"/>
-        <w:rPr>
-          <w:rFonts w:ascii="Times New Roman" w:hAnsi="Times New Roman" w:cs="Times New Roman"/>
-          <w:sz w:val="28"/>
-          <w:szCs w:val="28"/>
-        </w:rPr>
-      </w:pPr>
-      <w:r>
-        <w:rPr>
-          <w:rFonts w:ascii="Times New Roman" w:hAnsi="Times New Roman" w:cs="Times New Roman"/>
-          <w:sz w:val="28"/>
-          <w:szCs w:val="28"/>
-        </w:rPr>
-        <w:t>В результате была освоена базовая организация рабочего процесса в Git: внесение небольших логических изменений, создание осмысленных коммитов, использование отдельных веток, контроль состояния репозитория и соблюдение правил безопасности. Полученные навыки являются основой для дальнейшей индивидуальной и командной разработки программных проектов.</w:t>
+        <w:t>и соблюдение правил безопасности. Полученные навыки являются основой для дальнейшей индивидуальной и командной разработки программных проектов.</w:t>
       </w:r>
     </w:p>
     <w:sectPr>
